--- a/src/content/blog/my-very-first-blog-post.docx
+++ b/src/content/blog/my-very-first-blog-post.docx
@@ -4,31 +4,23 @@
   <w:body>
     <w:p>
       <w:pPr>
+        <w:pStyle w:val="1"/>
         <w:jc w:val="center"/>
         <w:rPr>
           <w:b/>
           <w:bCs/>
-          <w:sz w:val="36"/>
-          <w:szCs w:val="36"/>
+          <w:sz w:val="48"/>
+          <w:szCs w:val="48"/>
         </w:rPr>
       </w:pPr>
       <w:r>
         <w:rPr>
           <w:b/>
           <w:bCs/>
-          <w:sz w:val="36"/>
-          <w:szCs w:val="36"/>
-        </w:rPr>
-        <w:t>Мой самый первый пост в блоге</w:t>
-      </w:r>
-      <w:r>
-        <w:rPr>
-          <w:b/>
-          <w:bCs/>
-          <w:sz w:val="36"/>
-          <w:szCs w:val="36"/>
-        </w:rPr>
-        <w:t>.</w:t>
+          <w:sz w:val="48"/>
+          <w:szCs w:val="48"/>
+        </w:rPr>
+        <w:t>Мой самый первый пост в блоге.</w:t>
       </w:r>
     </w:p>
     <w:p/>
@@ -107,11 +99,11 @@
     </w:p>
     <w:p>
       <w:r>
-        <w:t xml:space="preserve">Благодаря интеграции интеллектуального конвертера Mammoth и кастомного Node.js стрима through2.obj прямо в мой gulpfile.js, проект стал полностью автономным. Больше нет никаких жестких привязок к пикселям или коэффициентам размеров. </w:t>
+        <w:t xml:space="preserve">Благодаря интеграции интеллектуального конвертера Mammoth и кастомного Node.js стрима through2.obj прямо в мой gulpfile.js, проект стал полностью автономным. </w:t>
       </w:r>
       <w:r>
         <w:lastRenderedPageBreak/>
-        <w:t>Робот сам сканирует документ Word, динамически находит базовый размер текста (даже если вся статья написана мелким 8-пиксельным шрифтом), выстраивает математическую лестницу уникальных заголовков от меньшего к большему и бережно раскладывает их по правильным семантическим тегам HTML.</w:t>
+        <w:t>Больше нет никаких жестких привязок к пикселям или коэффициентам размеров. Робот сам сканирует документ Word, динамически находит базовый размер текста (даже если вся статья написана мелким 8-пиксельным шрифтом), выстраивает математическую лестницу уникальных заголовков от меньшего к большему и бережно раскладывает их по правильным семантическим тегам HTML.</w:t>
       </w:r>
     </w:p>
     <w:p>
@@ -149,10 +141,18 @@
     </w:p>
     <w:p>
       <w:r>
-        <w:t>Пока я тестировал этого «всеядного» робота, мне пришлось столкнуться с багом, который чуть не свёл меня с ума. Как только я закинул свой первый вордовский файл .</w:t>
+        <w:t xml:space="preserve">Пока я тестировал этого «всеядного» робота, мне пришлось столкнуться с багом, который чуть не свёл меня с ума. Как только я закинул свой первый </w:t>
       </w:r>
       <w:proofErr w:type="spellStart"/>
       <w:r>
+        <w:t>вордовский</w:t>
+      </w:r>
+      <w:proofErr w:type="spellEnd"/>
+      <w:r>
+        <w:t xml:space="preserve"> файл .</w:t>
+      </w:r>
+      <w:proofErr w:type="spellStart"/>
+      <w:r>
         <w:t>docx</w:t>
       </w:r>
       <w:proofErr w:type="spellEnd"/>
@@ -181,7 +181,15 @@
       </w:r>
       <w:proofErr w:type="spellEnd"/>
       <w:r>
-        <w:t xml:space="preserve">: Corrupted zip: </w:t>
+        <w:t xml:space="preserve">: Corrupted </w:t>
+      </w:r>
+      <w:proofErr w:type="spellStart"/>
+      <w:r>
+        <w:t>zip</w:t>
+      </w:r>
+      <w:proofErr w:type="spellEnd"/>
+      <w:r>
+        <w:t xml:space="preserve">: </w:t>
       </w:r>
       <w:proofErr w:type="spellStart"/>
       <w:r>
@@ -625,7 +633,7 @@
     <w:p>
       <w:r>
         <w:pict w14:anchorId="4626087C">
-          <v:rect id="_x0000_i1031" style="width:0;height:1.5pt" o:hralign="center" o:hrstd="t" o:hr="t" fillcolor="#a0a0a0" stroked="f"/>
+          <v:rect id="_x0000_i1025" style="width:0;height:1.5pt" o:hralign="center" o:hrstd="t" o:hr="t" fillcolor="#a0a0a0" stroked="f"/>
         </w:pict>
       </w:r>
     </w:p>
@@ -1244,6 +1252,7 @@
   <w:style w:type="character" w:default="1" w:styleId="a0">
     <w:name w:val="Default Paragraph Font"/>
     <w:uiPriority w:val="1"/>
+    <w:semiHidden/>
     <w:unhideWhenUsed/>
   </w:style>
   <w:style w:type="table" w:default="1" w:styleId="a1">
